--- a/az/wisdom-stories/gods-pleasure.docx
+++ b/az/wisdom-stories/gods-pleasure.docx
@@ -84,7 +84,7 @@
           <w:color w:val="9A7417"/>
           <w:sz w:val="22"/>
         </w:rPr>
-        <w:t xml:space="preserve">İbrət: </w:t>
+        <w:t>İbrət: Rizaya aparan yolun ən qısası insanı sevindirmək, ondan uzaqlaşdıran ən təhlükəlisi isə bir qəlbi qırmaqdır.</w:t>
       </w:r>
       <w:r>
         <w:rPr>
@@ -94,7 +94,6 @@
           <w:color w:val="3F3826"/>
           <w:sz w:val="22"/>
         </w:rPr>
-        <w:t>Rizaya aparan yolun ən qısası insanı sevindirmək, ondan uzaqlaşdıran ən təhlükəlisi isə bir qəlbi qırmaqdır.</w:t>
       </w:r>
     </w:p>
     <w:p>
